--- a/04_支援会社提出パッケージ/01_regulations_word/08_approval_request_rules_draft.docx
+++ b/04_支援会社提出パッケージ/01_regulations_word/08_approval_request_rules_draft.docx
@@ -469,7 +469,7 @@
           <w:b w:val="0"/>
           <w:i w:val="0"/>
         </w:rPr>
-        <w:t>稟議は、会社が指定する申請書、電子ファイル、ワークフローシステムその他管理部が認める方法により行う。</w:t>
+        <w:t>稟議は、原則としてGoogleドキュメントで作成する稟議書様式及びNotion上の稟議ページ又は稟議データベースにより行う。</w:t>
       </w:r>
     </w:p>
     <w:p>
@@ -484,7 +484,22 @@
           <w:b w:val="0"/>
           <w:i w:val="0"/>
         </w:rPr>
-        <w:t>当面の間、稟議運用が未整備の事項については、管理部が指定する稟議書及び稟議台帳により管理する。</w:t>
+        <w:t>当面の間、稟議運用が未整備の事項については、管理部が指定するGoogleドキュメントの稟議書及びNotion上の稟議台帳により管理し、Notion上に申請内容、承認状況及び関連資料の保存場所を記録する。</w:t>
+      </w:r>
+    </w:p>
+    <w:p>
+      <w:pPr>
+        <w:pStyle w:val="ListNumber"/>
+        <w:spacing w:before="0" w:after="160" w:line="280" w:lineRule="auto"/>
+        <w:ind w:left="720" w:hanging="360"/>
+      </w:pPr>
+      <w:r>
+        <w:rPr>
+          <w:rFonts w:ascii="Arial Unicode MS" w:hAnsi="Arial Unicode MS" w:eastAsia="Arial Unicode MS" w:cs="Arial Unicode MS"/>
+          <w:b w:val="0"/>
+          <w:i w:val="0"/>
+        </w:rPr>
+        <w:t>マネーフォワードその他の業務システムで申請、承認又は証憑保存を行う場合は、当該システム上の記録又は当該記録へのリンクをNotion上の稟議記録に紐付ける。</w:t>
       </w:r>
     </w:p>
     <w:p>
@@ -611,6 +626,36 @@
           <w:b w:val="0"/>
           <w:i w:val="0"/>
         </w:rPr>
+        <w:t>50万円以上100万円未満の支出は、管理部が予算、資金繰り及び契約条件を確認したうえで、代表取締役社長が事前承認し、必要に応じて経営会議又は取締役会に報告する。</w:t>
+      </w:r>
+    </w:p>
+    <w:p>
+      <w:pPr>
+        <w:pStyle w:val="ListNumber"/>
+        <w:spacing w:before="0" w:after="160" w:line="280" w:lineRule="auto"/>
+        <w:ind w:left="720" w:hanging="360"/>
+      </w:pPr>
+      <w:r>
+        <w:rPr>
+          <w:rFonts w:ascii="Arial Unicode MS" w:hAnsi="Arial Unicode MS" w:eastAsia="Arial Unicode MS" w:cs="Arial Unicode MS"/>
+          <w:b w:val="0"/>
+          <w:i w:val="0"/>
+        </w:rPr>
+        <w:t>100万円以上の支出は、原則として取締役会の決議を得る。ただし、業務上緊急を要する場合は、代表取締役社長の承認により実施し、次回の取締役会に報告し、必要に応じて追認を受ける。</w:t>
+      </w:r>
+    </w:p>
+    <w:p>
+      <w:pPr>
+        <w:pStyle w:val="ListNumber"/>
+        <w:spacing w:before="0" w:after="160" w:line="280" w:lineRule="auto"/>
+        <w:ind w:left="720" w:hanging="360"/>
+      </w:pPr>
+      <w:r>
+        <w:rPr>
+          <w:rFonts w:ascii="Arial Unicode MS" w:hAnsi="Arial Unicode MS" w:eastAsia="Arial Unicode MS" w:cs="Arial Unicode MS"/>
+          <w:b w:val="0"/>
+          <w:i w:val="0"/>
+        </w:rPr>
         <w:t>契約締結に関する稟議は、塚原による契約内容の確認を経たうえで、代表取締役社長が最終決裁する。</w:t>
       </w:r>
     </w:p>
@@ -627,6 +672,21 @@
           <w:i w:val="0"/>
         </w:rPr>
         <w:t>契約書の押印又は電子署名は、代表取締役社長が行う。</w:t>
+      </w:r>
+    </w:p>
+    <w:p>
+      <w:pPr>
+        <w:pStyle w:val="ListNumber"/>
+        <w:spacing w:before="0" w:after="160" w:line="280" w:lineRule="auto"/>
+        <w:ind w:left="720" w:hanging="360"/>
+      </w:pPr>
+      <w:r>
+        <w:rPr>
+          <w:rFonts w:ascii="Arial Unicode MS" w:hAnsi="Arial Unicode MS" w:eastAsia="Arial Unicode MS" w:cs="Arial Unicode MS"/>
+          <w:b w:val="0"/>
+          <w:i w:val="0"/>
+        </w:rPr>
+        <w:t>関連当事者取引、利益相反取引、競業取引その他取締役会決議を要する事項は、事前に管理部が確認し、取締役会に付議する。</w:t>
       </w:r>
     </w:p>
     <w:p>
@@ -667,7 +727,63 @@
           <w:b w:val="0"/>
           <w:i w:val="0"/>
         </w:rPr>
+        <w:t>事後稟議は、原則として当該処理を行った日から3営業日以内に行う。</w:t>
+      </w:r>
+    </w:p>
+    <w:p>
+      <w:pPr>
+        <w:pStyle w:val="ListNumber"/>
+        <w:spacing w:before="0" w:after="160" w:line="280" w:lineRule="auto"/>
+        <w:ind w:left="720" w:hanging="360"/>
+      </w:pPr>
+      <w:r>
+        <w:rPr>
+          <w:rFonts w:ascii="Arial Unicode MS" w:hAnsi="Arial Unicode MS" w:eastAsia="Arial Unicode MS" w:cs="Arial Unicode MS"/>
+          <w:b w:val="0"/>
+          <w:i w:val="0"/>
+        </w:rPr>
         <w:t>事後稟議は例外的な取扱いとし、常態化させてはならない。</w:t>
+      </w:r>
+    </w:p>
+    <w:p>
+      <w:pPr>
+        <w:pStyle w:val="Heading2"/>
+      </w:pPr>
+      <w:r>
+        <w:rPr>
+          <w:rFonts w:ascii="Arial Unicode MS" w:hAnsi="Arial Unicode MS" w:eastAsia="Arial Unicode MS" w:cs="Arial Unicode MS"/>
+          <w:b w:val="0"/>
+          <w:i w:val="0"/>
+        </w:rPr>
+        <w:t>第10条（差戻し及び否認）</w:t>
+      </w:r>
+    </w:p>
+    <w:p>
+      <w:pPr>
+        <w:spacing w:before="0" w:after="120" w:line="264" w:lineRule="auto"/>
+      </w:pPr>
+      <w:r>
+        <w:rPr>
+          <w:rFonts w:ascii="Arial Unicode MS" w:hAnsi="Arial Unicode MS" w:eastAsia="Arial Unicode MS" w:cs="Arial Unicode MS"/>
+          <w:b w:val="0"/>
+          <w:i w:val="0"/>
+        </w:rPr>
+        <w:t>承認者又は決裁者は、申請内容に不備がある場合、必要性又は合理性を確認できない場合、予算又は社内規程に適合しない場合、申請を差し戻し又は否認することができる。</w:t>
+      </w:r>
+    </w:p>
+    <w:p>
+      <w:pPr>
+        <w:pStyle w:val="ListNumber"/>
+        <w:spacing w:before="0" w:after="160" w:line="280" w:lineRule="auto"/>
+        <w:ind w:left="720" w:hanging="360"/>
+      </w:pPr>
+      <w:r>
+        <w:rPr>
+          <w:rFonts w:ascii="Arial Unicode MS" w:hAnsi="Arial Unicode MS" w:eastAsia="Arial Unicode MS" w:cs="Arial Unicode MS"/>
+          <w:b w:val="0"/>
+          <w:i w:val="0"/>
+        </w:rPr>
+        <w:t>差戻し又は否認を行う場合は、その理由をNotion上の稟議記録その他管理部が認める方法により記録する。</w:t>
       </w:r>
     </w:p>
     <w:p>
@@ -693,7 +809,7 @@
           <w:b w:val="0"/>
           <w:i w:val="0"/>
         </w:rPr>
-        <w:t>第10条（稟議台帳）</w:t>
+        <w:t>第11条（稟議台帳）</w:t>
       </w:r>
     </w:p>
     <w:p>
@@ -711,6 +827,21 @@
     </w:p>
     <w:p>
       <w:pPr>
+        <w:pStyle w:val="ListNumber"/>
+        <w:spacing w:before="0" w:after="160" w:line="280" w:lineRule="auto"/>
+        <w:ind w:left="720" w:hanging="360"/>
+      </w:pPr>
+      <w:r>
+        <w:rPr>
+          <w:rFonts w:ascii="Arial Unicode MS" w:hAnsi="Arial Unicode MS" w:eastAsia="Arial Unicode MS" w:cs="Arial Unicode MS"/>
+          <w:b w:val="0"/>
+          <w:i w:val="0"/>
+        </w:rPr>
+        <w:t>稟議台帳は、原則としてNotion上で管理する。</w:t>
+      </w:r>
+    </w:p>
+    <w:p>
+      <w:pPr>
         <w:pStyle w:val="Heading2"/>
       </w:pPr>
       <w:r>
@@ -719,7 +850,7 @@
           <w:b w:val="0"/>
           <w:i w:val="0"/>
         </w:rPr>
-        <w:t>第11条（証憑保存）</w:t>
+        <w:t>第12条（証憑保存）</w:t>
       </w:r>
     </w:p>
     <w:p>
@@ -737,6 +868,36 @@
     </w:p>
     <w:p>
       <w:pPr>
+        <w:pStyle w:val="ListNumber"/>
+        <w:spacing w:before="0" w:after="160" w:line="280" w:lineRule="auto"/>
+        <w:ind w:left="720" w:hanging="360"/>
+      </w:pPr>
+      <w:r>
+        <w:rPr>
+          <w:rFonts w:ascii="Arial Unicode MS" w:hAnsi="Arial Unicode MS" w:eastAsia="Arial Unicode MS" w:cs="Arial Unicode MS"/>
+          <w:b w:val="0"/>
+          <w:i w:val="0"/>
+        </w:rPr>
+        <w:t>見積書、契約書、請求書、経費精算資料その他マネーフォワード上で管理する資料については、マネーフォワード上の記録又は当該記録へのリンクを保存する。</w:t>
+      </w:r>
+    </w:p>
+    <w:p>
+      <w:pPr>
+        <w:pStyle w:val="ListNumber"/>
+        <w:spacing w:before="0" w:after="160" w:line="280" w:lineRule="auto"/>
+        <w:ind w:left="720" w:hanging="360"/>
+      </w:pPr>
+      <w:r>
+        <w:rPr>
+          <w:rFonts w:ascii="Arial Unicode MS" w:hAnsi="Arial Unicode MS" w:eastAsia="Arial Unicode MS" w:cs="Arial Unicode MS"/>
+          <w:b w:val="0"/>
+          <w:i w:val="0"/>
+        </w:rPr>
+        <w:t>取引先情報、反社チェック記録、契約審査記録、関連当事者該当性の確認記録その他Notion上で管理する資料については、Notion上の記録又は当該記録へのリンクを保存する。</w:t>
+      </w:r>
+    </w:p>
+    <w:p>
+      <w:pPr>
         <w:pStyle w:val="Heading2"/>
       </w:pPr>
       <w:r>
@@ -745,7 +906,7 @@
           <w:b w:val="0"/>
           <w:i w:val="0"/>
         </w:rPr>
-        <w:t>第12条（モニタリング）</w:t>
+        <w:t>第13条（モニタリング）</w:t>
       </w:r>
     </w:p>
     <w:p>
@@ -784,7 +945,7 @@
           <w:b w:val="0"/>
           <w:i w:val="0"/>
         </w:rPr>
-        <w:t>第13条（改廃）</w:t>
+        <w:t>第14条（改廃）</w:t>
       </w:r>
     </w:p>
     <w:p>
@@ -851,96 +1012,6 @@
           <w:b w:val="0"/>
           <w:i w:val="0"/>
         </w:rPr>
-        <w:t>稟議書の様式</w:t>
-      </w:r>
-    </w:p>
-    <w:p>
-      <w:pPr>
-        <w:pStyle w:val="ListBullet"/>
-        <w:spacing w:before="0" w:after="160" w:line="280" w:lineRule="auto"/>
-        <w:ind w:left="720" w:hanging="360"/>
-      </w:pPr>
-      <w:r>
-        <w:rPr>
-          <w:rFonts w:ascii="Arial Unicode MS" w:hAnsi="Arial Unicode MS" w:eastAsia="Arial Unicode MS" w:cs="Arial Unicode MS"/>
-          <w:b w:val="0"/>
-          <w:i w:val="0"/>
-        </w:rPr>
-        <w:t>稟議台帳の管理方法</w:t>
-      </w:r>
-    </w:p>
-    <w:p>
-      <w:pPr>
-        <w:pStyle w:val="ListBullet"/>
-        <w:spacing w:before="0" w:after="160" w:line="280" w:lineRule="auto"/>
-        <w:ind w:left="720" w:hanging="360"/>
-      </w:pPr>
-      <w:r>
-        <w:rPr>
-          <w:rFonts w:ascii="Arial Unicode MS" w:hAnsi="Arial Unicode MS" w:eastAsia="Arial Unicode MS" w:cs="Arial Unicode MS"/>
-          <w:b w:val="0"/>
-          <w:i w:val="0"/>
-        </w:rPr>
-        <w:t>金額別の承認基準は、まず10万円以上を代表取締役承認とする</w:t>
-      </w:r>
-    </w:p>
-    <w:p>
-      <w:pPr>
-        <w:pStyle w:val="ListBullet"/>
-        <w:spacing w:before="0" w:after="160" w:line="280" w:lineRule="auto"/>
-        <w:ind w:left="720" w:hanging="360"/>
-      </w:pPr>
-      <w:r>
-        <w:rPr>
-          <w:rFonts w:ascii="Arial Unicode MS" w:hAnsi="Arial Unicode MS" w:eastAsia="Arial Unicode MS" w:cs="Arial Unicode MS"/>
-          <w:b w:val="0"/>
-          <w:i w:val="0"/>
-        </w:rPr>
-        <w:t>契約締結の確認者は塚原</w:t>
-      </w:r>
-    </w:p>
-    <w:p>
-      <w:pPr>
-        <w:pStyle w:val="ListBullet"/>
-        <w:spacing w:before="0" w:after="160" w:line="280" w:lineRule="auto"/>
-        <w:ind w:left="720" w:hanging="360"/>
-      </w:pPr>
-      <w:r>
-        <w:rPr>
-          <w:rFonts w:ascii="Arial Unicode MS" w:hAnsi="Arial Unicode MS" w:eastAsia="Arial Unicode MS" w:cs="Arial Unicode MS"/>
-          <w:b w:val="0"/>
-          <w:i w:val="0"/>
-        </w:rPr>
-        <w:t>発注、採用の承認者</w:t>
-      </w:r>
-    </w:p>
-    <w:p>
-      <w:pPr>
-        <w:pStyle w:val="ListBullet"/>
-        <w:spacing w:before="0" w:after="160" w:line="280" w:lineRule="auto"/>
-        <w:ind w:left="720" w:hanging="360"/>
-      </w:pPr>
-      <w:r>
-        <w:rPr>
-          <w:rFonts w:ascii="Arial Unicode MS" w:hAnsi="Arial Unicode MS" w:eastAsia="Arial Unicode MS" w:cs="Arial Unicode MS"/>
-          <w:b w:val="0"/>
-          <w:i w:val="0"/>
-        </w:rPr>
-        <w:t>借入、支払、銀行振込、資金移動の承認者は伊藤翔</w:t>
-      </w:r>
-    </w:p>
-    <w:p>
-      <w:pPr>
-        <w:pStyle w:val="ListBullet"/>
-        <w:spacing w:before="0" w:after="160" w:line="280" w:lineRule="auto"/>
-        <w:ind w:left="720" w:hanging="360"/>
-      </w:pPr>
-      <w:r>
-        <w:rPr>
-          <w:rFonts w:ascii="Arial Unicode MS" w:hAnsi="Arial Unicode MS" w:eastAsia="Arial Unicode MS" w:cs="Arial Unicode MS"/>
-          <w:b w:val="0"/>
-          <w:i w:val="0"/>
-        </w:rPr>
         <w:t>マネーフォワードで処理している対象範囲</w:t>
       </w:r>
     </w:p>
@@ -971,7 +1042,7 @@
           <w:b w:val="0"/>
           <w:i w:val="0"/>
         </w:rPr>
-        <w:t>見積書、契約書、請求書はマネーフォワードを使用する</w:t>
+        <w:t>Googleドキュメント稟議書様式の具体項目</w:t>
       </w:r>
     </w:p>
     <w:p>
@@ -986,7 +1057,7 @@
           <w:b w:val="0"/>
           <w:i w:val="0"/>
         </w:rPr>
-        <w:t>取引先管理はNotionを使用する</w:t>
+        <w:t>Notion稟議台帳の具体項目</w:t>
       </w:r>
     </w:p>
     <w:p>
@@ -1074,7 +1145,97 @@
           <w:b w:val="0"/>
           <w:i w:val="0"/>
         </w:rPr>
-        <w:t>まずは軽量な稟議書と稟議台帳を導入し、職務権限規程・決裁権限基準表と連動させる。</w:t>
+        <w:t>まずはGoogleドキュメントの稟議書様式と、Notion上の軽量な稟議ページ又は稟議データベース及び稟議台帳を導入し、職務権限規程・決裁権限基準表と連動させる。</w:t>
+      </w:r>
+    </w:p>
+    <w:p>
+      <w:pPr>
+        <w:pStyle w:val="ListBullet"/>
+        <w:spacing w:before="0" w:after="160" w:line="280" w:lineRule="auto"/>
+        <w:ind w:left="720" w:hanging="360"/>
+      </w:pPr>
+      <w:r>
+        <w:rPr>
+          <w:rFonts w:ascii="Arial Unicode MS" w:hAnsi="Arial Unicode MS" w:eastAsia="Arial Unicode MS" w:cs="Arial Unicode MS"/>
+          <w:b w:val="0"/>
+          <w:i w:val="0"/>
+        </w:rPr>
+        <w:t>見積書、契約書、請求書はマネーフォワードを使用する。</w:t>
+      </w:r>
+    </w:p>
+    <w:p>
+      <w:pPr>
+        <w:pStyle w:val="ListBullet"/>
+        <w:spacing w:before="0" w:after="160" w:line="280" w:lineRule="auto"/>
+        <w:ind w:left="720" w:hanging="360"/>
+      </w:pPr>
+      <w:r>
+        <w:rPr>
+          <w:rFonts w:ascii="Arial Unicode MS" w:hAnsi="Arial Unicode MS" w:eastAsia="Arial Unicode MS" w:cs="Arial Unicode MS"/>
+          <w:b w:val="0"/>
+          <w:i w:val="0"/>
+        </w:rPr>
+        <w:t>取引先管理はNotionを使用する。</w:t>
+      </w:r>
+    </w:p>
+    <w:p>
+      <w:pPr>
+        <w:pStyle w:val="ListBullet"/>
+        <w:spacing w:before="0" w:after="160" w:line="280" w:lineRule="auto"/>
+        <w:ind w:left="720" w:hanging="360"/>
+      </w:pPr>
+      <w:r>
+        <w:rPr>
+          <w:rFonts w:ascii="Arial Unicode MS" w:hAnsi="Arial Unicode MS" w:eastAsia="Arial Unicode MS" w:cs="Arial Unicode MS"/>
+          <w:b w:val="0"/>
+          <w:i w:val="0"/>
+        </w:rPr>
+        <w:t>金額基準は、10万円以上を代表取締役承認、50万円以上を経営会議又は取締役会報告、100万円以上を原則取締役会決議とする。</w:t>
+      </w:r>
+    </w:p>
+    <w:p>
+      <w:pPr>
+        <w:pStyle w:val="ListBullet"/>
+        <w:spacing w:before="0" w:after="160" w:line="280" w:lineRule="auto"/>
+        <w:ind w:left="720" w:hanging="360"/>
+      </w:pPr>
+      <w:r>
+        <w:rPr>
+          <w:rFonts w:ascii="Arial Unicode MS" w:hAnsi="Arial Unicode MS" w:eastAsia="Arial Unicode MS" w:cs="Arial Unicode MS"/>
+          <w:b w:val="0"/>
+          <w:i w:val="0"/>
+        </w:rPr>
+        <w:t>事後稟議は3営業日以内に行う。</w:t>
+      </w:r>
+    </w:p>
+    <w:p>
+      <w:pPr>
+        <w:pStyle w:val="ListBullet"/>
+        <w:spacing w:before="0" w:after="160" w:line="280" w:lineRule="auto"/>
+        <w:ind w:left="720" w:hanging="360"/>
+      </w:pPr>
+      <w:r>
+        <w:rPr>
+          <w:rFonts w:ascii="Arial Unicode MS" w:hAnsi="Arial Unicode MS" w:eastAsia="Arial Unicode MS" w:cs="Arial Unicode MS"/>
+          <w:b w:val="0"/>
+          <w:i w:val="0"/>
+        </w:rPr>
+        <w:t>発注、採用、支払、銀行振込及び資金移動の最終承認者は伊藤翔とする。</w:t>
+      </w:r>
+    </w:p>
+    <w:p>
+      <w:pPr>
+        <w:pStyle w:val="ListBullet"/>
+        <w:spacing w:before="0" w:after="160" w:line="280" w:lineRule="auto"/>
+        <w:ind w:left="720" w:hanging="360"/>
+      </w:pPr>
+      <w:r>
+        <w:rPr>
+          <w:rFonts w:ascii="Arial Unicode MS" w:hAnsi="Arial Unicode MS" w:eastAsia="Arial Unicode MS" w:cs="Arial Unicode MS"/>
+          <w:b w:val="0"/>
+          <w:i w:val="0"/>
+        </w:rPr>
+        <w:t>取締役会への上程基準は、100万円以上の重要支出、重要契約、重要外注、借入、投資その他重要事項を原則とする。</w:t>
       </w:r>
     </w:p>
     <w:sectPr>
